--- a/ERNEST_OKYERE_MS_ITE_25_0042_OOP_TERMPAPER.docx
+++ b/ERNEST_OKYERE_MS_ITE_25_0042_OOP_TERMPAPER.docx
@@ -208,7 +208,17 @@
           <w:sz w:val="24"/>
           <w:szCs w:val="24"/>
         </w:rPr>
-        <w:t>DATE: MAY 7, 2026</w:t>
+        <w:t>DATE: JULY 11</w:t>
+      </w:r>
+      <w:r>
+        <w:rPr>
+          <w:rFonts w:ascii="Times New Roman" w:hAnsi="Times New Roman" w:cs="Times New Roman"/>
+          <w:b/>
+          <w:bCs/>
+          <w:sz w:val="24"/>
+          <w:szCs w:val="24"/>
+        </w:rPr>
+        <w:t>, 2026</w:t>
       </w:r>
     </w:p>
     <w:p>
